--- a/projects/TRD-EHR/paper1-trd-prediction/parts/supplement/07-m6-missing-data.docx
+++ b/projects/TRD-EHR/paper1-trd-prediction/parts/supplement/07-m6-missing-data.docx
@@ -16,7 +16,7 @@
         <w:pStyle w:val="FirstParagraph"/>
       </w:pPr>
       <w:r>
-        <w:t xml:space="preserve">No statistical imputation was performed. Mean body mass index and mean systolic and diastolic blood pressure were present in the intermediate feature file but removed from the FEATURE matrix at load time. Each value is the within-patient mean across that patient’s own pre-index encounters, not a mean across patients. Mean body mass index was missing for 22.1% of patients, and at least one vital sign was absent for 21.0%. Body mass index was missing for 28.8% of TRD-positive and 20.6% of TRD-negative patients, an approximately 8-percentage-point difference.</w:t>
+        <w:t xml:space="preserve">No statistical imputation was performed. Mean body mass index and mean systolic and diastolic blood pressure were present in the intermediate feature file but removed from the FEATURE matrix at load time. Each value is the within-patient mean across that patient’s own pre-index encounters, not a mean across patients. Mean body mass index was missing for 22.1% (95% CI 21.7–22.5) of patients, and at least one vital sign was absent for 21.0%. Body mass index was missing for 28.8% of TRD-positive and 20.6% of TRD-negative patients, an approximately 8-percentage-point difference.</w:t>
       </w:r>
     </w:p>
     <w:p>
@@ -38,13 +38,7 @@
         <w:t xml:space="preserve"> </w:t>
       </w:r>
       <w:r>
-        <w:t xml:space="preserve">“</w:t>
-      </w:r>
-      <w:r>
-        <w:t xml:space="preserve">Missing,</w:t>
-      </w:r>
-      <w:r>
-        <w:t xml:space="preserve">”</w:t>
+        <w:t xml:space="preserve">“Missing,”</w:t>
       </w:r>
       <w:r>
         <w:t xml:space="preserve"> </w:t>
@@ -265,14 +259,14 @@
     </w:lvl>
   </w:abstractNum>
   <w:abstractNum w:abstractNumId="990">
-    <w:nsid w:val="2c1ae401"/>
+    <w:nsid w:val="0000A990"/>
     <w:multiLevelType w:val="multilevel"/>
     <w:lvl w:ilvl="0">
       <w:numFmt w:val="bullet"/>
       <w:lvlText w:val=" "/>
       <w:lvlJc w:val="left"/>
       <w:pPr>
-        <w:ind w:left="720" w:hanging="480"/>
+        <w:ind w:left="720" w:hanging="360"/>
       </w:pPr>
     </w:lvl>
     <w:lvl w:ilvl="1">
@@ -280,7 +274,7 @@
       <w:lvlText w:val=" "/>
       <w:lvlJc w:val="left"/>
       <w:pPr>
-        <w:ind w:left="1440" w:hanging="480"/>
+        <w:ind w:left="1440" w:hanging="360"/>
       </w:pPr>
     </w:lvl>
     <w:lvl w:ilvl="2">
@@ -288,7 +282,7 @@
       <w:lvlText w:val=" "/>
       <w:lvlJc w:val="left"/>
       <w:pPr>
-        <w:ind w:left="2160" w:hanging="480"/>
+        <w:ind w:left="2160" w:hanging="360"/>
       </w:pPr>
     </w:lvl>
     <w:lvl w:ilvl="3">
@@ -296,7 +290,7 @@
       <w:lvlText w:val=" "/>
       <w:lvlJc w:val="left"/>
       <w:pPr>
-        <w:ind w:left="2880" w:hanging="480"/>
+        <w:ind w:left="2880" w:hanging="360"/>
       </w:pPr>
     </w:lvl>
     <w:lvl w:ilvl="4">
@@ -304,7 +298,7 @@
       <w:lvlText w:val=" "/>
       <w:lvlJc w:val="left"/>
       <w:pPr>
-        <w:ind w:left="3600" w:hanging="480"/>
+        <w:ind w:left="3600" w:hanging="360"/>
       </w:pPr>
     </w:lvl>
     <w:lvl w:ilvl="5">
@@ -312,7 +306,7 @@
       <w:lvlText w:val=" "/>
       <w:lvlJc w:val="left"/>
       <w:pPr>
-        <w:ind w:left="4320" w:hanging="480"/>
+        <w:ind w:left="4320" w:hanging="360"/>
       </w:pPr>
     </w:lvl>
     <w:lvl w:ilvl="6">
@@ -320,7 +314,7 @@
       <w:lvlText w:val=" "/>
       <w:lvlJc w:val="left"/>
       <w:pPr>
-        <w:ind w:left="5040" w:hanging="480"/>
+        <w:ind w:left="5040" w:hanging="360"/>
       </w:pPr>
     </w:lvl>
     <w:lvl w:ilvl="7">
@@ -328,7 +322,7 @@
       <w:lvlText w:val=" "/>
       <w:lvlJc w:val="left"/>
       <w:pPr>
-        <w:ind w:left="5760" w:hanging="480"/>
+        <w:ind w:left="5760" w:hanging="360"/>
       </w:pPr>
     </w:lvl>
     <w:lvl w:ilvl="8">
@@ -336,7 +330,7 @@
       <w:lvlText w:val=" "/>
       <w:lvlJc w:val="left"/>
       <w:pPr>
-        <w:ind w:left="6480" w:hanging="480"/>
+        <w:ind w:left="6480" w:hanging="360"/>
       </w:pPr>
     </w:lvl>
   </w:abstractNum>
@@ -1087,8 +1081,8 @@
     <w:name w:val="KeywordTok"/>
     <w:basedOn w:val="VerbatimChar"/>
     <w:rPr>
+      <w:b/>
       <w:color w:val="007020"/>
-      <w:b/>
     </w:rPr>
   </w:style>
   <w:style w:type="character" w:customStyle="1" w:styleId="DataTypeTok">
@@ -1164,40 +1158,43 @@
   <w:style w:type="character" w:customStyle="1" w:styleId="ImportTok">
     <w:name w:val="ImportTok"/>
     <w:basedOn w:val="VerbatimChar"/>
-    <w:rPr/>
+    <w:rPr>
+      <w:b/>
+      <w:color w:val="008000"/>
+    </w:rPr>
   </w:style>
   <w:style w:type="character" w:customStyle="1" w:styleId="CommentTok">
     <w:name w:val="CommentTok"/>
     <w:basedOn w:val="VerbatimChar"/>
     <w:rPr>
+      <w:i/>
       <w:color w:val="60a0b0"/>
-      <w:i/>
     </w:rPr>
   </w:style>
   <w:style w:type="character" w:customStyle="1" w:styleId="DocumentationTok">
     <w:name w:val="DocumentationTok"/>
     <w:basedOn w:val="VerbatimChar"/>
     <w:rPr>
+      <w:i/>
       <w:color w:val="ba2121"/>
-      <w:i/>
     </w:rPr>
   </w:style>
   <w:style w:type="character" w:customStyle="1" w:styleId="AnnotationTok">
     <w:name w:val="AnnotationTok"/>
     <w:basedOn w:val="VerbatimChar"/>
     <w:rPr>
+      <w:b/>
+      <w:i/>
       <w:color w:val="60a0b0"/>
-      <w:b/>
-      <w:i/>
     </w:rPr>
   </w:style>
   <w:style w:type="character" w:customStyle="1" w:styleId="CommentVarTok">
     <w:name w:val="CommentVarTok"/>
     <w:basedOn w:val="VerbatimChar"/>
     <w:rPr>
+      <w:b/>
+      <w:i/>
       <w:color w:val="60a0b0"/>
-      <w:b/>
-      <w:i/>
     </w:rPr>
   </w:style>
   <w:style w:type="character" w:customStyle="1" w:styleId="OtherTok">
@@ -1225,8 +1222,8 @@
     <w:name w:val="ControlFlowTok"/>
     <w:basedOn w:val="VerbatimChar"/>
     <w:rPr>
+      <w:b/>
       <w:color w:val="007020"/>
-      <w:b/>
     </w:rPr>
   </w:style>
   <w:style w:type="character" w:customStyle="1" w:styleId="OperatorTok">
@@ -1239,7 +1236,9 @@
   <w:style w:type="character" w:customStyle="1" w:styleId="BuiltInTok">
     <w:name w:val="BuiltInTok"/>
     <w:basedOn w:val="VerbatimChar"/>
-    <w:rPr/>
+    <w:rPr>
+      <w:color w:val="008000"/>
+    </w:rPr>
   </w:style>
   <w:style w:type="character" w:customStyle="1" w:styleId="ExtensionTok">
     <w:name w:val="ExtensionTok"/>
@@ -1269,34 +1268,34 @@
     <w:name w:val="InformationTok"/>
     <w:basedOn w:val="VerbatimChar"/>
     <w:rPr>
+      <w:b/>
+      <w:i/>
       <w:color w:val="60a0b0"/>
-      <w:b/>
-      <w:i/>
     </w:rPr>
   </w:style>
   <w:style w:type="character" w:customStyle="1" w:styleId="WarningTok">
     <w:name w:val="WarningTok"/>
     <w:basedOn w:val="VerbatimChar"/>
     <w:rPr>
+      <w:b/>
+      <w:i/>
       <w:color w:val="60a0b0"/>
-      <w:b/>
-      <w:i/>
     </w:rPr>
   </w:style>
   <w:style w:type="character" w:customStyle="1" w:styleId="AlertTok">
     <w:name w:val="AlertTok"/>
     <w:basedOn w:val="VerbatimChar"/>
     <w:rPr>
+      <w:b/>
       <w:color w:val="ff0000"/>
-      <w:b/>
     </w:rPr>
   </w:style>
   <w:style w:type="character" w:customStyle="1" w:styleId="ErrorTok">
     <w:name w:val="ErrorTok"/>
     <w:basedOn w:val="VerbatimChar"/>
     <w:rPr>
+      <w:b/>
       <w:color w:val="ff0000"/>
-      <w:b/>
     </w:rPr>
   </w:style>
   <w:style w:type="character" w:customStyle="1" w:styleId="NormalTok">
